--- a/프로그래밍(Python)/sw-projects/py/3-2-4.docx
+++ b/프로그래밍(Python)/sw-projects/py/3-2-4.docx
@@ -889,9 +889,10 @@
           <w:insideH w:val="none" w:color="FFFFFF" w:sz="0"/>
           <w:insideV w:val="none" w:color="FFFFFF" w:sz="0"/>
         </w:tblBorders>
+        <w:tblLayout w:type="fixed"/>
       </w:tblPr>
       <w:tblGrid>
-        <w:gridCol w:w="100"/>
+        <w:gridCol w:w="9906"/>
       </w:tblGrid>
       <w:tr>
         <w:tc>
@@ -2003,9 +2004,10 @@
           <w:insideH w:val="none" w:color="FFFFFF" w:sz="0"/>
           <w:insideV w:val="none" w:color="FFFFFF" w:sz="0"/>
         </w:tblBorders>
+        <w:tblLayout w:type="fixed"/>
       </w:tblPr>
       <w:tblGrid>
-        <w:gridCol w:w="100"/>
+        <w:gridCol w:w="9906"/>
       </w:tblGrid>
       <w:tr>
         <w:tc>
@@ -3010,9 +3012,10 @@
           <w:insideH w:val="none" w:color="FFFFFF" w:sz="0"/>
           <w:insideV w:val="none" w:color="FFFFFF" w:sz="0"/>
         </w:tblBorders>
+        <w:tblLayout w:type="fixed"/>
       </w:tblPr>
       <w:tblGrid>
-        <w:gridCol w:w="100"/>
+        <w:gridCol w:w="9906"/>
       </w:tblGrid>
       <w:tr>
         <w:tc>
@@ -4124,9 +4127,10 @@
           <w:insideH w:val="none" w:color="FFFFFF" w:sz="0"/>
           <w:insideV w:val="none" w:color="FFFFFF" w:sz="0"/>
         </w:tblBorders>
+        <w:tblLayout w:type="fixed"/>
       </w:tblPr>
       <w:tblGrid>
-        <w:gridCol w:w="100"/>
+        <w:gridCol w:w="9906"/>
       </w:tblGrid>
       <w:tr>
         <w:tc>
@@ -5574,9 +5578,10 @@
           <w:insideH w:val="none" w:color="FFFFFF" w:sz="0"/>
           <w:insideV w:val="none" w:color="FFFFFF" w:sz="0"/>
         </w:tblBorders>
+        <w:tblLayout w:type="fixed"/>
       </w:tblPr>
       <w:tblGrid>
-        <w:gridCol w:w="100"/>
+        <w:gridCol w:w="9906"/>
       </w:tblGrid>
       <w:tr>
         <w:tc>
